--- a/Literature.docx
+++ b/Literature.docx
@@ -3,8 +3,21 @@
 <w:document xmlns:wpc="http://schemas.microsoft.com/office/word/2010/wordprocessingCanvas" xmlns:cx="http://schemas.microsoft.com/office/drawing/2014/chartex" xmlns:cx1="http://schemas.microsoft.com/office/drawing/2015/9/8/chartex" xmlns:cx2="http://schemas.microsoft.com/office/drawing/2015/10/21/chartex" xmlns:cx3="http://schemas.microsoft.com/office/drawing/2016/5/9/chartex" xmlns:cx4="http://schemas.microsoft.com/office/drawing/2016/5/10/chartex" xmlns:cx5="http://schemas.microsoft.com/office/drawing/2016/5/11/chartex" xmlns:cx6="http://schemas.microsoft.com/office/drawing/2016/5/12/chartex" xmlns:cx7="http://schemas.microsoft.com/office/drawing/2016/5/13/chartex" xmlns:cx8="http://schemas.microsoft.com/office/drawing/2016/5/14/chartex" xmlns:mc="http://schemas.openxmlformats.org/markup-compatibility/2006" xmlns:aink="http://schemas.microsoft.com/office/drawing/2016/ink" xmlns:am3d="http://schemas.microsoft.com/office/drawing/2017/model3d" xmlns:o="urn:schemas-microsoft-com:office:office" xmlns:oel="http://schemas.microsoft.com/office/2019/extlst" xmlns:r="http://schemas.openxmlformats.org/officeDocument/2006/relationships" xmlns:m="http://schemas.openxmlformats.org/officeDocument/2006/math" xmlns:v="urn:schemas-microsoft-com:vml" xmlns:wp14="http://schemas.microsoft.com/office/word/2010/wordprocessingDrawing" xmlns:wp="http://schemas.openxmlformats.org/drawingml/2006/wordprocessingDrawing" xmlns:w10="urn:schemas-microsoft-com:office:word" xmlns:w="http://schemas.openxmlformats.org/wordprocessingml/2006/main" xmlns:w14="http://schemas.microsoft.com/office/word/2010/wordml" xmlns:w15="http://schemas.microsoft.com/office/word/2012/wordml" xmlns:w16cex="http://schemas.microsoft.com/office/word/2018/wordml/cex" xmlns:w16cid="http://schemas.microsoft.com/office/word/2016/wordml/cid" xmlns:w16="http://schemas.microsoft.com/office/word/2018/wordml" xmlns:w16du="http://schemas.microsoft.com/office/word/2023/wordml/word16du" xmlns:w16sdtdh="http://schemas.microsoft.com/office/word/2020/wordml/sdtdatahash" xmlns:w16sdtfl="http://schemas.microsoft.com/office/word/2024/wordml/sdtformatlock" xmlns:w16se="http://schemas.microsoft.com/office/word/2015/wordml/symex" xmlns:wpg="http://schemas.microsoft.com/office/word/2010/wordprocessingGroup" xmlns:wpi="http://schemas.microsoft.com/office/word/2010/wordprocessingInk" xmlns:wne="http://schemas.microsoft.com/office/word/2006/wordml" xmlns:wps="http://schemas.microsoft.com/office/word/2010/wordprocessingShape" mc:Ignorable="w14 w15 w16se w16cid w16 w16cex w16sdtdh w16sdtfl w16du wp14">
   <w:body>
     <w:p>
-      <w:r>
-        <w:t>Septya, R.E., Wijayanto, A., Abdillah, M.F. and Djumhadi, D. (2026). Analysis of the Effectiveness of Data Sanitization Methods on Windows Against Data Recovery Using a Digital Forensic Approach. </w:t>
+      <w:proofErr w:type="spellStart"/>
+      <w:r>
+        <w:t>Septya</w:t>
+      </w:r>
+      <w:proofErr w:type="spellEnd"/>
+      <w:r>
+        <w:t xml:space="preserve">, R.E., </w:t>
+      </w:r>
+      <w:proofErr w:type="spellStart"/>
+      <w:r>
+        <w:t>Wijayanto</w:t>
+      </w:r>
+      <w:proofErr w:type="spellEnd"/>
+      <w:r>
+        <w:t>, A., Abdillah, M.F. and Djumhadi, D. (2026). Analysis of the Effectiveness of Data Sanitization Methods on Windows Against Data Recovery Using a Digital Forensic Approach. </w:t>
       </w:r>
       <w:r>
         <w:rPr>
@@ -14,7 +27,15 @@
         <w:t>Journal of Applied Informatics and Computing</w:t>
       </w:r>
       <w:r>
-        <w:t>, [online] 10(2), pp.1329–1337. doi:10.30871/jaic.v10i2.12256.</w:t>
+        <w:t>, [online] 10(2), pp.1329–1337. doi:10.30871/</w:t>
+      </w:r>
+      <w:proofErr w:type="gramStart"/>
+      <w:r>
+        <w:t>jaic.v</w:t>
+      </w:r>
+      <w:proofErr w:type="gramEnd"/>
+      <w:r>
+        <w:t>10i2.12256.</w:t>
       </w:r>
     </w:p>
     <w:p>
@@ -151,6 +172,127 @@
         <w:t>Scenario Average (%) = (Volume average + Integrity average + Functionality average) / 3</w:t>
       </w:r>
     </w:p>
+    <w:p>
+      <w:pPr>
+        <w:rPr>
+          <w:i/>
+          <w:iCs/>
+        </w:rPr>
+      </w:pPr>
+    </w:p>
+    <w:p>
+      <w:pPr>
+        <w:rPr>
+          <w:i/>
+          <w:iCs/>
+        </w:rPr>
+      </w:pPr>
+    </w:p>
+    <w:p>
+      <w:pPr>
+        <w:rPr>
+          <w:i/>
+          <w:iCs/>
+        </w:rPr>
+      </w:pPr>
+    </w:p>
+    <w:p>
+      <w:pPr>
+        <w:rPr>
+          <w:i/>
+          <w:iCs/>
+        </w:rPr>
+      </w:pPr>
+    </w:p>
+    <w:p>
+      <w:pPr>
+        <w:rPr>
+          <w:i/>
+          <w:iCs/>
+        </w:rPr>
+      </w:pPr>
+    </w:p>
+    <w:p>
+      <w:pPr>
+        <w:rPr>
+          <w:i/>
+          <w:iCs/>
+        </w:rPr>
+      </w:pPr>
+    </w:p>
+    <w:p>
+      <w:r>
+        <w:rPr>
+          <w:b/>
+          <w:bCs/>
+          <w:u w:val="single"/>
+        </w:rPr>
+        <w:lastRenderedPageBreak/>
+        <w:t>Reading/References</w:t>
+      </w:r>
+    </w:p>
+    <w:p>
+      <w:r>
+        <w:t>Zhou, G. (2025). Systematic analysis to the evolution and future of computer storage system. </w:t>
+      </w:r>
+      <w:r>
+        <w:rPr>
+          <w:i/>
+          <w:iCs/>
+        </w:rPr>
+        <w:t>IET conference proceedings.</w:t>
+      </w:r>
+      <w:r>
+        <w:t>, 2024(19), pp.312–316. doi:10.1049/icp.2024.4001.</w:t>
+      </w:r>
+    </w:p>
+    <w:p>
+      <w:r>
+        <w:t xml:space="preserve">Du, X., Hargreaves, C., Sheppard, J., Anda, F., </w:t>
+      </w:r>
+      <w:proofErr w:type="spellStart"/>
+      <w:r>
+        <w:t>Sayakkara</w:t>
+      </w:r>
+      <w:proofErr w:type="spellEnd"/>
+      <w:r>
+        <w:t xml:space="preserve">, A., Le-Khac, N.-A. and Scanlon, M. (2020). </w:t>
+      </w:r>
+      <w:proofErr w:type="spellStart"/>
+      <w:r>
+        <w:t>SoK</w:t>
+      </w:r>
+      <w:proofErr w:type="spellEnd"/>
+      <w:r>
+        <w:t>: Exploring the State of the Art and the Future Potential of Artificial Intelligence in Digital Forensic Investigation. </w:t>
+      </w:r>
+      <w:r>
+        <w:rPr>
+          <w:i/>
+          <w:iCs/>
+        </w:rPr>
+        <w:t>Proceedings of the 15th International Conference on Availability, Reliability and Security</w:t>
+      </w:r>
+      <w:r>
+        <w:t>, [online] pp.1–10. doi:10.1145/3407023.3407068.</w:t>
+      </w:r>
+    </w:p>
+    <w:p>
+      <w:r>
+        <w:t>Garfinkel, S.L. and Shelat, A. (2003). Remembrance of data passed: a study of disk sanitization practices. </w:t>
+      </w:r>
+      <w:r>
+        <w:rPr>
+          <w:i/>
+          <w:iCs/>
+        </w:rPr>
+        <w:t>IEEE Security &amp; Privacy</w:t>
+      </w:r>
+      <w:r>
+        <w:t>, [online] 1(1), pp.17–27. doi:10.1109/msecp.2003.1176992.</w:t>
+      </w:r>
+    </w:p>
+    <w:p/>
     <w:sectPr>
       <w:pgSz w:w="11906" w:h="16838"/>
       <w:pgMar w:top="1440" w:right="1440" w:bottom="1440" w:left="1440" w:header="708" w:footer="708" w:gutter="0"/>

--- a/Literature.docx
+++ b/Literature.docx
@@ -181,29 +181,21 @@
       </w:pPr>
     </w:p>
     <w:p>
-      <w:pPr>
-        <w:rPr>
-          <w:i/>
-          <w:iCs/>
-        </w:rPr>
-      </w:pPr>
-    </w:p>
-    <w:p>
-      <w:pPr>
-        <w:rPr>
-          <w:i/>
-          <w:iCs/>
-        </w:rPr>
-      </w:pPr>
-    </w:p>
-    <w:p>
-      <w:pPr>
-        <w:rPr>
-          <w:i/>
-          <w:iCs/>
-        </w:rPr>
-      </w:pPr>
-    </w:p>
+      <w:r>
+        <w:t>Kingston SSD secure erase function:</w:t>
+      </w:r>
+    </w:p>
+    <w:p>
+      <w:hyperlink r:id="rId6" w:history="1">
+        <w:r>
+          <w:rPr>
+            <w:rStyle w:val="Hyperlink"/>
+          </w:rPr>
+          <w:t>https://media.kingston.com/support/downloads/secure-erase-user-guide_ksm.pdf</w:t>
+        </w:r>
+      </w:hyperlink>
+    </w:p>
+    <w:p/>
     <w:p>
       <w:pPr>
         <w:rPr>
@@ -1003,6 +995,7 @@
   <w:style w:type="character" w:default="1" w:styleId="DefaultParagraphFont">
     <w:name w:val="Default Paragraph Font"/>
     <w:uiPriority w:val="1"/>
+    <w:semiHidden/>
     <w:unhideWhenUsed/>
   </w:style>
   <w:style w:type="table" w:default="1" w:styleId="TableNormal">

--- a/Literature.docx
+++ b/Literature.docx
@@ -284,6 +284,59 @@
         <w:t>, [online] 1(1), pp.17–27. doi:10.1109/msecp.2003.1176992.</w:t>
       </w:r>
     </w:p>
+    <w:p>
+      <w:r>
+        <w:t>Desnoyers, P. (2010). Empirical evaluation of NAND flash memory performance. </w:t>
+      </w:r>
+      <w:r>
+        <w:rPr>
+          <w:i/>
+          <w:iCs/>
+        </w:rPr>
+        <w:t>ACM SIGOPS Operating Systems Review</w:t>
+      </w:r>
+      <w:r>
+        <w:t>, 44(1), pp.50–54. doi:10.1145/1740390.1740402.</w:t>
+      </w:r>
+    </w:p>
+    <w:p>
+      <w:proofErr w:type="spellStart"/>
+      <w:r>
+        <w:t>Septya</w:t>
+      </w:r>
+      <w:proofErr w:type="spellEnd"/>
+      <w:r>
+        <w:t xml:space="preserve">, R.E., </w:t>
+      </w:r>
+      <w:proofErr w:type="spellStart"/>
+      <w:r>
+        <w:t>Wijayanto</w:t>
+      </w:r>
+      <w:proofErr w:type="spellEnd"/>
+      <w:r>
+        <w:t>, A., Abdillah, M.F. and Djumhadi, D. (2026). Analysis of the Effectiveness of Data Sanitization Methods on Windows Against Data Recovery Using a Digital Forensic Approach. </w:t>
+      </w:r>
+      <w:r>
+        <w:rPr>
+          <w:i/>
+          <w:iCs/>
+        </w:rPr>
+        <w:t>Journal of Applied Informatics and Computing</w:t>
+      </w:r>
+      <w:r>
+        <w:t>, 10(2), pp.1329–1337. doi:10.30871/</w:t>
+      </w:r>
+      <w:proofErr w:type="gramStart"/>
+      <w:r>
+        <w:t>jaic.v</w:t>
+      </w:r>
+      <w:proofErr w:type="gramEnd"/>
+      <w:r>
+        <w:t>10i2.12256.</w:t>
+      </w:r>
+    </w:p>
+    <w:p/>
+    <w:p/>
     <w:p/>
     <w:sectPr>
       <w:pgSz w:w="11906" w:h="16838"/>
@@ -995,7 +1048,6 @@
   <w:style w:type="character" w:default="1" w:styleId="DefaultParagraphFont">
     <w:name w:val="Default Paragraph Font"/>
     <w:uiPriority w:val="1"/>
-    <w:semiHidden/>
     <w:unhideWhenUsed/>
   </w:style>
   <w:style w:type="table" w:default="1" w:styleId="TableNormal">
@@ -1330,6 +1382,18 @@
     <w:rPr>
       <w:color w:val="605E5C"/>
       <w:shd w:val="clear" w:color="auto" w:fill="E1DFDD"/>
+    </w:rPr>
+  </w:style>
+  <w:style w:type="character" w:styleId="FollowedHyperlink">
+    <w:name w:val="FollowedHyperlink"/>
+    <w:basedOn w:val="DefaultParagraphFont"/>
+    <w:uiPriority w:val="99"/>
+    <w:semiHidden/>
+    <w:unhideWhenUsed/>
+    <w:rsid w:val="009D4416"/>
+    <w:rPr>
+      <w:color w:val="954F72" w:themeColor="followedHyperlink"/>
+      <w:u w:val="single"/>
     </w:rPr>
   </w:style>
 </w:styles>

--- a/Literature.docx
+++ b/Literature.docx
@@ -224,6 +224,47 @@
       </w:r>
     </w:p>
     <w:p>
+      <w:proofErr w:type="spellStart"/>
+      <w:r>
+        <w:t>Ramapriyan</w:t>
+      </w:r>
+      <w:proofErr w:type="spellEnd"/>
+      <w:r>
+        <w:t>, H.K. (2015). </w:t>
+      </w:r>
+      <w:r>
+        <w:rPr>
+          <w:i/>
+          <w:iCs/>
+        </w:rPr>
+        <w:t>Evolution of Archival Storage (from Tape to Memory)</w:t>
+      </w:r>
+      <w:r>
+        <w:t xml:space="preserve">. [online] Nasa.gov. Available at: https://ntrs.nasa.gov/citations/20150006826 </w:t>
+      </w:r>
+      <w:r>
+        <w:rPr>
+          <w:highlight w:val="yellow"/>
+        </w:rPr>
+        <w:t>[Accessed 28 July 2026].</w:t>
+      </w:r>
+    </w:p>
+    <w:p>
+      <w:r>
+        <w:t>Wang, H. (2024). Comparison of HDD and SSD Read/Write Performance. </w:t>
+      </w:r>
+      <w:r>
+        <w:rPr>
+          <w:i/>
+          <w:iCs/>
+        </w:rPr>
+        <w:t>2024 6th International Conference on Communications, Information System and Computer Engineering (CISCE)</w:t>
+      </w:r>
+      <w:r>
+        <w:t>, [online] pp.800–803. doi:10.1109/cisce62493.2024.10653401.</w:t>
+      </w:r>
+    </w:p>
+    <w:p>
       <w:r>
         <w:t>Zhou, G. (2025). Systematic analysis to the evolution and future of computer storage system. </w:t>
       </w:r>
@@ -240,6 +281,44 @@
     </w:p>
     <w:p>
       <w:r>
+        <w:t xml:space="preserve">Bhat, W.A. and Quadri, S.M.K. (2012). </w:t>
+      </w:r>
+      <w:proofErr w:type="spellStart"/>
+      <w:r>
+        <w:t>restFS</w:t>
+      </w:r>
+      <w:proofErr w:type="spellEnd"/>
+      <w:r>
+        <w:t>: Secure data deletion using reliable &amp; efficient stackable file system. </w:t>
+      </w:r>
+      <w:r>
+        <w:rPr>
+          <w:i/>
+          <w:iCs/>
+        </w:rPr>
+        <w:t>2012 IEEE 10th International Symposium on Applied Machine Intelligence and Informatics (SAMI)</w:t>
+      </w:r>
+      <w:r>
+        <w:t>, [online] pp.457–462. doi:10.1109/sami.2012.6209010.</w:t>
+      </w:r>
+    </w:p>
+    <w:p>
+      <w:r>
+        <w:t>Bell, G. and Boddington, R. (2010). Solid State Drives: The Beginning of the End for Current Practice in Digital Forensic Recovery? </w:t>
+      </w:r>
+      <w:r>
+        <w:rPr>
+          <w:i/>
+          <w:iCs/>
+        </w:rPr>
+        <w:t>Journal of Digital Forensics, Security and Law</w:t>
+      </w:r>
+      <w:r>
+        <w:t>, 5(3). doi:10.15394/jdfsl.2010.1078.</w:t>
+      </w:r>
+    </w:p>
+    <w:p>
+      <w:r>
         <w:t xml:space="preserve">Du, X., Hargreaves, C., Sheppard, J., Anda, F., </w:t>
       </w:r>
       <w:proofErr w:type="spellStart"/>
@@ -286,6 +365,57 @@
     </w:p>
     <w:p>
       <w:r>
+        <w:t xml:space="preserve">Chen, F., </w:t>
+      </w:r>
+      <w:proofErr w:type="spellStart"/>
+      <w:r>
+        <w:t>Koufaty</w:t>
+      </w:r>
+      <w:proofErr w:type="spellEnd"/>
+      <w:r>
+        <w:t>, D.A. and Zhang, X. (2009). Understanding intrinsic characteristics and system implications of flash memory based solid state drives. </w:t>
+      </w:r>
+      <w:r>
+        <w:rPr>
+          <w:i/>
+          <w:iCs/>
+        </w:rPr>
+        <w:t>ACM SIGMETRICS Performance Evaluation Review</w:t>
+      </w:r>
+      <w:r>
+        <w:t>, 37(1), pp.181–192. doi:10.1145/2492101.1555371.</w:t>
+      </w:r>
+    </w:p>
+    <w:p>
+      <w:r>
+        <w:t>Li, X., Yu, Z., Han, L., Wang, B., Chen, F. and Zhou, S. (2024). Research on Secure Storage with SATA Command Filtering Based on Logical Isolation Architecture. </w:t>
+      </w:r>
+      <w:r>
+        <w:rPr>
+          <w:i/>
+          <w:iCs/>
+        </w:rPr>
+        <w:t>2024 4th International Conference on Electronic Information Engineering and Computer Communication (EIECC)</w:t>
+      </w:r>
+      <w:r>
+        <w:t>, pp.1042–1047. doi:10.1109/eiecc64539.2024.10929301.</w:t>
+      </w:r>
+    </w:p>
+    <w:p>
+      <w:r>
+        <w:t xml:space="preserve">Abdul Shareef Pallivalappil and </w:t>
+      </w:r>
+      <w:proofErr w:type="spellStart"/>
+      <w:r>
+        <w:t>Jagadeesha</w:t>
+      </w:r>
+      <w:proofErr w:type="spellEnd"/>
+      <w:r>
+        <w:t xml:space="preserve"> S.N (2023). Data integrity validation using host write counts in Solid State Drive (SSD) in digital forensic investigation. doi:10.1109/smarttechcon57526.2023.10391587.</w:t>
+      </w:r>
+    </w:p>
+    <w:p>
+      <w:r>
         <w:t>Desnoyers, P. (2010). Empirical evaluation of NAND flash memory performance. </w:t>
       </w:r>
       <w:r>
@@ -297,6 +427,133 @@
       </w:r>
       <w:r>
         <w:t>, 44(1), pp.50–54. doi:10.1145/1740390.1740402.</w:t>
+      </w:r>
+    </w:p>
+    <w:p>
+      <w:r>
+        <w:t xml:space="preserve">Hadi, H.J., </w:t>
+      </w:r>
+      <w:proofErr w:type="spellStart"/>
+      <w:r>
+        <w:t>Musthaq</w:t>
+      </w:r>
+      <w:proofErr w:type="spellEnd"/>
+      <w:r>
+        <w:t>, N. and Khan, I.U. (2021). </w:t>
+      </w:r>
+      <w:r>
+        <w:rPr>
+          <w:i/>
+          <w:iCs/>
+        </w:rPr>
+        <w:t>SSD Forensic: Evidence Generation and Forensic Research on Solid State Drives Using Trim Analysis</w:t>
+      </w:r>
+      <w:r>
+        <w:t>. [online] </w:t>
+      </w:r>
+      <w:r>
+        <w:rPr>
+          <w:i/>
+          <w:iCs/>
+        </w:rPr>
+        <w:t>IEEE Xplore</w:t>
+      </w:r>
+      <w:r>
+        <w:t>, pp.51–56. doi:10.1109/ICCWS53234.2021.9702989.</w:t>
+      </w:r>
+    </w:p>
+    <w:p>
+      <w:proofErr w:type="spellStart"/>
+      <w:r>
+        <w:t>Manasawee</w:t>
+      </w:r>
+      <w:proofErr w:type="spellEnd"/>
+      <w:r>
+        <w:t xml:space="preserve"> </w:t>
+      </w:r>
+      <w:proofErr w:type="spellStart"/>
+      <w:r>
+        <w:t>Funge</w:t>
+      </w:r>
+      <w:proofErr w:type="spellEnd"/>
+      <w:r>
+        <w:t xml:space="preserve">-Smith and </w:t>
+      </w:r>
+      <w:proofErr w:type="spellStart"/>
+      <w:r>
+        <w:t>Chutima</w:t>
+      </w:r>
+      <w:proofErr w:type="spellEnd"/>
+      <w:r>
+        <w:t xml:space="preserve"> </w:t>
+      </w:r>
+      <w:proofErr w:type="spellStart"/>
+      <w:r>
+        <w:t>Beokhaimook</w:t>
+      </w:r>
+      <w:proofErr w:type="spellEnd"/>
+      <w:r>
+        <w:t xml:space="preserve"> (2023). Investigation and Analysis of Information Remaining on Used HDDs in Thailand. </w:t>
+      </w:r>
+      <w:r>
+        <w:rPr>
+          <w:i/>
+          <w:iCs/>
+        </w:rPr>
+        <w:t>2022 7th International Conference on Business and Industrial Research (ICBIR)</w:t>
+      </w:r>
+      <w:r>
+        <w:t>, pp.306–311. doi:10.1109/icbir57571.2023.10147435.</w:t>
+      </w:r>
+    </w:p>
+    <w:p>
+      <w:proofErr w:type="spellStart"/>
+      <w:r>
+        <w:lastRenderedPageBreak/>
+        <w:t>Serajeh</w:t>
+      </w:r>
+      <w:proofErr w:type="spellEnd"/>
+      <w:r>
+        <w:t xml:space="preserve"> Hassani, F., </w:t>
+      </w:r>
+      <w:proofErr w:type="spellStart"/>
+      <w:r>
+        <w:t>Gheibi-Fetrat</w:t>
+      </w:r>
+      <w:proofErr w:type="spellEnd"/>
+      <w:r>
+        <w:t>, A., Hosseini, S.M., Lee, J.-A. and Sarbazi-Azad, H. (2026). Garbage Collection Techniques in Solid-State Drives (SSDs). </w:t>
+      </w:r>
+      <w:r>
+        <w:rPr>
+          <w:i/>
+          <w:iCs/>
+        </w:rPr>
+        <w:t>ACM Computing Surveys</w:t>
+      </w:r>
+      <w:r>
+        <w:t>, 58(13), pp.1–36. doi:10.1145/3816041.</w:t>
+      </w:r>
+    </w:p>
+    <w:p>
+      <w:r>
+        <w:t xml:space="preserve">National Institute of Standards and Technology (2025). </w:t>
+      </w:r>
+      <w:r>
+        <w:t>Guidelines for Media Sanitization.</w:t>
+      </w:r>
+      <w:r>
+        <w:t xml:space="preserve"> </w:t>
+      </w:r>
+      <w:r>
+        <w:rPr>
+          <w:i/>
+          <w:iCs/>
+        </w:rPr>
+        <w:t>NIST Publication 800-88 Revision 2</w:t>
+      </w:r>
+      <w:r>
+        <w:t xml:space="preserve"> [online] doi:10.6028/nist.sp.800-88r2.</w:t>
       </w:r>
     </w:p>
     <w:p>

--- a/Literature.docx
+++ b/Literature.docx
@@ -590,6 +590,22 @@
       <w:proofErr w:type="gramEnd"/>
       <w:r>
         <w:t>10i2.12256.</w:t>
+      </w:r>
+    </w:p>
+    <w:p>
+      <w:r>
+        <w:t xml:space="preserve">Kessler, G. and Carlton, G. (2014). A Study of Forensic Imaging in the Absence of Write-Blockers A Study of Forensic Imaging in the Absence of Write-Blockers A Study of Forensic Imaging in the Absence of… JDFSL V9N3 A STUDY OF FORENSIC IMAGING IN THE ABSENCE OF WRITE-BLOCKERS. [online] Available at: </w:t>
+      </w:r>
+      <w:hyperlink r:id="rId7" w:history="1">
+        <w:r>
+          <w:rPr>
+            <w:rStyle w:val="Hyperlink"/>
+          </w:rPr>
+          <w:t>https://commons.erau.edu/cgi/viewcontent.cgi?article=1027&amp;context=db-security-studies</w:t>
+        </w:r>
+      </w:hyperlink>
+      <w:r>
+        <w:t>.</w:t>
       </w:r>
     </w:p>
     <w:p/>

--- a/Literature.docx
+++ b/Literature.docx
@@ -608,6 +608,50 @@
         <w:t>.</w:t>
       </w:r>
     </w:p>
+    <w:p>
+      <w:r>
+        <w:t>Chen, J., Jiang, Q., Wang, Y. and Tang, J. (2016). Study of data analysis model based on big data technology. </w:t>
+      </w:r>
+      <w:r>
+        <w:rPr>
+          <w:i/>
+          <w:iCs/>
+        </w:rPr>
+        <w:t>2016 IEEE International Conference on Big Data Analysis (ICBDA)</w:t>
+      </w:r>
+      <w:r>
+        <w:t>, pp.1–6. doi:10.1109/icbda.2016.7509810.</w:t>
+      </w:r>
+    </w:p>
+    <w:p>
+      <w:proofErr w:type="spellStart"/>
+      <w:r>
+        <w:t>Hazierah</w:t>
+      </w:r>
+      <w:proofErr w:type="spellEnd"/>
+      <w:r>
+        <w:t xml:space="preserve">, N., Shah, M., </w:t>
+      </w:r>
+      <w:proofErr w:type="spellStart"/>
+      <w:r>
+        <w:t>Asmawi</w:t>
+      </w:r>
+      <w:proofErr w:type="spellEnd"/>
+      <w:r>
+        <w:t>, A. and Md, S. (2025). IMPROVING COLLECTION OF DATA TYPE EVIDENCE AND THE INTEGRITY OF EVIDENCE COLLECTED USING SHA-256 HASHING ALGORITHM FOR WEB BROWSERS. </w:t>
+      </w:r>
+      <w:r>
+        <w:rPr>
+          <w:i/>
+          <w:iCs/>
+        </w:rPr>
+        <w:t>Journal of Theoretical and Applied Information Technology</w:t>
+      </w:r>
+      <w:r>
+        <w:t>, [online] 31(2). Available at: http://psasir.upm.edu.my/id/eprint/118206/1/118206.pdf [Accessed 2 Aug. 2026].</w:t>
+      </w:r>
+    </w:p>
+    <w:p/>
     <w:p/>
     <w:p/>
     <w:p/>

--- a/Literature.docx
+++ b/Literature.docx
@@ -651,6 +651,22 @@
         <w:t>, [online] 31(2). Available at: http://psasir.upm.edu.my/id/eprint/118206/1/118206.pdf [Accessed 2 Aug. 2026].</w:t>
       </w:r>
     </w:p>
+    <w:p>
+      <w:r>
+        <w:t>Srinivasan, A. (2025). Security and Forensics–Is Solid State Drive a Friend or a Foe? </w:t>
+      </w:r>
+      <w:r>
+        <w:rPr>
+          <w:i/>
+          <w:iCs/>
+        </w:rPr>
+        <w:t>Proceedings of the International Symposium on Memory Systems</w:t>
+      </w:r>
+      <w:r>
+        <w:t>, pp.148–158. doi:10.1145/3767110.3767138.</w:t>
+      </w:r>
+    </w:p>
+    <w:p/>
     <w:p/>
     <w:p/>
     <w:p/>

--- a/Literature.docx
+++ b/Literature.docx
@@ -666,6 +666,102 @@
         <w:t>, pp.148–158. doi:10.1145/3767110.3767138.</w:t>
       </w:r>
     </w:p>
+    <w:p>
+      <w:proofErr w:type="spellStart"/>
+      <w:r>
+        <w:t>Qbea’h</w:t>
+      </w:r>
+      <w:proofErr w:type="spellEnd"/>
+      <w:r>
+        <w:t xml:space="preserve">, M., Al Ahbabi, A., </w:t>
+      </w:r>
+      <w:proofErr w:type="spellStart"/>
+      <w:r>
+        <w:t>Alketbi</w:t>
+      </w:r>
+      <w:proofErr w:type="spellEnd"/>
+      <w:r>
+        <w:t xml:space="preserve">, F. and </w:t>
+      </w:r>
+      <w:proofErr w:type="spellStart"/>
+      <w:r>
+        <w:t>Aldhanhani</w:t>
+      </w:r>
+      <w:proofErr w:type="spellEnd"/>
+      <w:r>
+        <w:t xml:space="preserve">, F. (2025). Recovering file extensions, deleted files, and encrypted data after windows malware attacks: Methods, tools, and forensic considerations. In: </w:t>
+      </w:r>
+      <w:r>
+        <w:rPr>
+          <w:i/>
+          <w:iCs/>
+        </w:rPr>
+        <w:t>2025 International Conference on Computer and Applications (ICCA)</w:t>
+      </w:r>
+      <w:r>
+        <w:t>. pp.1–7. doi:10.1109/ICCA66035.2025.11430806.</w:t>
+      </w:r>
+    </w:p>
+    <w:p>
+      <w:proofErr w:type="spellStart"/>
+      <w:r>
+        <w:t>Zhetpisbayeva</w:t>
+      </w:r>
+      <w:proofErr w:type="spellEnd"/>
+      <w:r>
+        <w:t xml:space="preserve">, A., </w:t>
+      </w:r>
+      <w:proofErr w:type="spellStart"/>
+      <w:r>
+        <w:t>Shayea</w:t>
+      </w:r>
+      <w:proofErr w:type="spellEnd"/>
+      <w:r>
+        <w:t xml:space="preserve">, I., </w:t>
+      </w:r>
+      <w:proofErr w:type="spellStart"/>
+      <w:r>
+        <w:t>Kozhakhmet</w:t>
+      </w:r>
+      <w:proofErr w:type="spellEnd"/>
+      <w:r>
+        <w:t>, Z., Alibek, A., Nyssanov, N. and Baibussinov, A. (2025). The Effect of TRIM Function on Data Recovery from SSD Solid-State Drives. </w:t>
+      </w:r>
+      <w:r>
+        <w:rPr>
+          <w:i/>
+          <w:iCs/>
+        </w:rPr>
+        <w:t>2025 IEEE/ACIS 29th International Conference on Software Engineering, Artificial Intelligence, Networking and Parallel/Distributed Computing (SNPD)</w:t>
+      </w:r>
+      <w:r>
+        <w:t>, pp.151–156. doi:10.1109/snpd65828.2025.11254695.</w:t>
+      </w:r>
+    </w:p>
+    <w:p>
+      <w:r>
+        <w:t xml:space="preserve">Shin, I. (2012). Implementing secure file deletion in </w:t>
+      </w:r>
+      <w:proofErr w:type="spellStart"/>
+      <w:r>
+        <w:t>NANDbased</w:t>
+      </w:r>
+      <w:proofErr w:type="spellEnd"/>
+      <w:r>
+        <w:t xml:space="preserve"> block devices with internal buffers. </w:t>
+      </w:r>
+      <w:r>
+        <w:rPr>
+          <w:i/>
+          <w:iCs/>
+        </w:rPr>
+        <w:t>IEEE Transactions on Consumer Electronics</w:t>
+      </w:r>
+      <w:r>
+        <w:t>, 58(4), pp.1219–1224. doi:10.1109/tce.2012.6414988.</w:t>
+      </w:r>
+    </w:p>
+    <w:p/>
     <w:p/>
     <w:p/>
     <w:p/>

--- a/Literature.docx
+++ b/Literature.docx
@@ -761,6 +761,171 @@
         <w:t>, 58(4), pp.1219–1224. doi:10.1109/tce.2012.6414988.</w:t>
       </w:r>
     </w:p>
+    <w:p>
+      <w:r>
+        <w:t xml:space="preserve">Chen, F.-H., Yang, M.-C., Chang, Y.-H. and Kuo, T.-W. (2015). PWL: A progressive wear </w:t>
+      </w:r>
+      <w:proofErr w:type="spellStart"/>
+      <w:r>
+        <w:t>leveling</w:t>
+      </w:r>
+      <w:proofErr w:type="spellEnd"/>
+      <w:r>
+        <w:t xml:space="preserve"> to minimize data migration overheads for NAND flash devices. In: </w:t>
+      </w:r>
+      <w:r>
+        <w:rPr>
+          <w:i/>
+          <w:iCs/>
+        </w:rPr>
+        <w:t>2015 Design, Automation &amp; Test in Europe Conference &amp; Exhibition (DATE)</w:t>
+      </w:r>
+      <w:r>
+        <w:t>. pp.1209–1212.</w:t>
+      </w:r>
+    </w:p>
+    <w:p>
+      <w:r>
+        <w:t>Cho, S., Kim, B., Cho, H., Seo, G., Mutlu, O., Kim, M. and Park, J. (2024). AERO: Adaptive Erase Operation for Improving Lifetime and Performance of Modern NAND Flash-Based SSDs. </w:t>
+      </w:r>
+      <w:r>
+        <w:rPr>
+          <w:i/>
+          <w:iCs/>
+        </w:rPr>
+        <w:t>Proceedings of the 29th ACM International Conference on Architectural Support for Programming Languages and Operating Systems, Volume 3</w:t>
+      </w:r>
+      <w:r>
+        <w:t>, pp.101–118. doi:10.1145/3620666.3651341.</w:t>
+      </w:r>
+    </w:p>
+    <w:p>
+      <w:r>
+        <w:lastRenderedPageBreak/>
+        <w:t>Akbal, E. and Dogan, S. (2018). Forensics Image Acquisition Process of Digital Evidence. </w:t>
+      </w:r>
+      <w:r>
+        <w:rPr>
+          <w:i/>
+          <w:iCs/>
+        </w:rPr>
+        <w:t>International Journal of Computer Network and Information Security</w:t>
+      </w:r>
+      <w:r>
+        <w:t>, 10(5), pp.1–8. doi:10.5815/ijcnis.2018.05.01.</w:t>
+      </w:r>
+    </w:p>
+    <w:p>
+      <w:r>
+        <w:t>Sachdeva, S., Raina, B.L. and Sharma, A. (2020). Analysis of Digital Forensic Tools. </w:t>
+      </w:r>
+      <w:r>
+        <w:rPr>
+          <w:i/>
+          <w:iCs/>
+        </w:rPr>
+        <w:t>Journal of Computational and Theoretical Nanoscience</w:t>
+      </w:r>
+      <w:r>
+        <w:t>, [online] 17(6), pp.2459–2467. doi:10.1166/jctn.2020.8916.</w:t>
+      </w:r>
+    </w:p>
+    <w:p>
+      <w:proofErr w:type="spellStart"/>
+      <w:r>
+        <w:t>Surbiryala</w:t>
+      </w:r>
+      <w:proofErr w:type="spellEnd"/>
+      <w:r>
+        <w:t>, J. and Rong, C. (2018). Data recovery in cloud using forensic tools. </w:t>
+      </w:r>
+      <w:r>
+        <w:rPr>
+          <w:i/>
+          <w:iCs/>
+        </w:rPr>
+        <w:t>2018 IEEE 3rd International Conference on Cloud Computing and Big Data Analysis (ICCCBDA)</w:t>
+      </w:r>
+      <w:r>
+        <w:t>, [online] pp.309–314. doi:10.1109/icccbda.2018.8386533.</w:t>
+      </w:r>
+    </w:p>
+    <w:p>
+      <w:r>
+        <w:t xml:space="preserve">Muhammad </w:t>
+      </w:r>
+      <w:proofErr w:type="spellStart"/>
+      <w:r>
+        <w:t>Immawan</w:t>
+      </w:r>
+      <w:proofErr w:type="spellEnd"/>
+      <w:r>
+        <w:t xml:space="preserve"> Aulia, </w:t>
+      </w:r>
+      <w:proofErr w:type="spellStart"/>
+      <w:r>
+        <w:t>Panggah</w:t>
+      </w:r>
+      <w:proofErr w:type="spellEnd"/>
+      <w:r>
+        <w:t xml:space="preserve"> </w:t>
+      </w:r>
+      <w:proofErr w:type="spellStart"/>
+      <w:r>
+        <w:t>Widiandana</w:t>
+      </w:r>
+      <w:proofErr w:type="spellEnd"/>
+      <w:r>
+        <w:t>, Latifah Iriani, Muhammad Fauzan Gustafi and Muhammad Azam Hasani (2024). Application of Data Recovery Tools in Flash Drive Forensic Data Acquisition. </w:t>
+      </w:r>
+      <w:r>
+        <w:rPr>
+          <w:i/>
+          <w:iCs/>
+        </w:rPr>
+        <w:t xml:space="preserve">Secure And Knowledge-Intelligent Research in Cybersecurity </w:t>
+      </w:r>
+      <w:proofErr w:type="gramStart"/>
+      <w:r>
+        <w:rPr>
+          <w:i/>
+          <w:iCs/>
+        </w:rPr>
+        <w:t>And</w:t>
+      </w:r>
+      <w:proofErr w:type="gramEnd"/>
+      <w:r>
+        <w:rPr>
+          <w:i/>
+          <w:iCs/>
+        </w:rPr>
+        <w:t xml:space="preserve"> Multimedia (SAKIRA)</w:t>
+      </w:r>
+      <w:r>
+        <w:t>, [online] 2(1), pp.37–42. doi:10.36679/s4kira.v2i1.17.</w:t>
+      </w:r>
+    </w:p>
+    <w:p>
+      <w:proofErr w:type="spellStart"/>
+      <w:r>
+        <w:t>Angamutu</w:t>
+      </w:r>
+      <w:proofErr w:type="spellEnd"/>
+      <w:r>
+        <w:t>, K.A.P., Rahman, N.A.A. and Suki, N.N.A.N. (2020). A Customized Data Recovery Tool. </w:t>
+      </w:r>
+      <w:r>
+        <w:rPr>
+          <w:i/>
+          <w:iCs/>
+        </w:rPr>
+        <w:t>Journal of Physics: Conference Series</w:t>
+      </w:r>
+      <w:r>
+        <w:t>, 1712(1), p.012019. doi:10.1088/1742-6596/1712/1/012019.</w:t>
+      </w:r>
+    </w:p>
+    <w:p/>
     <w:p/>
     <w:p/>
     <w:p/>
